--- a/_inbox/PDI/07-gestao-projetos-tecnicos/atividade-4/7-apresentacao/pdi-gestao-projetos-tecnicos-a4.docx
+++ b/_inbox/PDI/07-gestao-projetos-tecnicos/atividade-4/7-apresentacao/pdi-gestao-projetos-tecnicos-a4.docx
@@ -24,7 +24,7 @@
           <w:b/>
           <w:sz w:val="46"/>
         </w:rPr>
-        <w:t>Comunicacao com Stakeholders nao Tecnicos: status, risco e expectativa</w:t>
+        <w:t>Comunicação com Stakeholders não Técnicos: status, risco e expectativa</w:t>
       </w:r>
     </w:p>
     <w:p>
@@ -36,7 +36,7 @@
           <w:color w:val="6B7A8A"/>
           <w:sz w:val="24"/>
         </w:rPr>
-        <w:t>Documento Tecnico de PDI</w:t>
+        <w:t>Documento Técnico de PDI</w:t>
       </w:r>
     </w:p>
     <w:p>
@@ -72,7 +72,7 @@
           <w:color w:val="495560"/>
           <w:sz w:val="22"/>
         </w:rPr>
-        <w:t>Area: Automacao &amp; Infraestrutura</w:t>
+        <w:t>Área: Automação &amp; Infraestrutura</w:t>
         <w:br/>
       </w:r>
       <w:r>
@@ -102,12 +102,12 @@
     </w:p>
     <w:p>
       <w:r>
-        <w:t>O status tecnico da area chegava a gestao e operacao em linguagem de engenharia, sem dizer o que muda para o negocio, sem risco explicito e sem pedido claro. A consequencia era surpresa em atraso, decisao sem informacao e cobranca reativa no Slack.</w:t>
+        <w:t>O status técnico da área chegava a gestão e operação em linguagem de engenharia, sem dizer o que muda para o negócio, sem risco explícito e sem pedido claro. A consequência era surpresa em atraso, decisão sem informação e cobrança reativa no Slack.</w:t>
       </w:r>
     </w:p>
     <w:p>
       <w:r>
-        <w:t>Stakeholder nao tecnico decide por impacto e prazo, nao por arquitetura. Sem traducao, a informacao existe mas a decisao nao anda.</w:t>
+        <w:t>Stakeholder não técnico decide por impacto e prazo, não por arquitetura. Sem tradução, a informação existe mas a decisão não anda.</w:t>
       </w:r>
     </w:p>
     <w:p>
@@ -118,12 +118,12 @@
         <w:rPr>
           <w:color w:val="8B1E1E"/>
         </w:rPr>
-        <w:t>2. Diagnostico</w:t>
+        <w:t>2. Diagnóstico</w:t>
       </w:r>
     </w:p>
     <w:p>
       <w:r>
-        <w:t>Retrato atual: status semanal enviado no prazo em so 20% das semanas, nenhum atraso avisado com 48h de antecedencia e nenhum risco registrado com plano e dono. O custo aparece como reuniao de emergencia e decisao sob pressao.</w:t>
+        <w:t>Retrato atual: status semanal enviado no prazo em só 20% das semanas, nenhum atraso avisado com 48h de antecedência e nenhum risco registrado com plano e dono. O custo aparece como reunião de emergência e decisão sob pressão.</w:t>
       </w:r>
     </w:p>
     <w:p>
@@ -131,7 +131,7 @@
         <w:pStyle w:val="ListBullet"/>
       </w:pPr>
       <w:r>
-        <w:t>Status verbal evapora e ninguem cobra o combinado</w:t>
+        <w:t>Status verbal evapora e ninguém cobra o combinado</w:t>
       </w:r>
     </w:p>
     <w:p>
@@ -139,7 +139,7 @@
         <w:pStyle w:val="ListBullet"/>
       </w:pPr>
       <w:r>
-        <w:t>Risco sem plano vira susto em vez de gestao</w:t>
+        <w:t>Risco sem plano vira susto em vez de gestão</w:t>
       </w:r>
     </w:p>
     <w:p>
@@ -158,12 +158,12 @@
         <w:rPr>
           <w:color w:val="8B1E1E"/>
         </w:rPr>
-        <w:t>3. Solucao</w:t>
+        <w:t>3. Solução</w:t>
       </w:r>
     </w:p>
     <w:p>
       <w:r>
-        <w:t>Ritual semanal fixo de 30 min (feito, proximo, riscos, pedidos) com doc enviado antes, semaforo de risco com plano e dono obrigatorios, matriz de stakeholders por canal e tabela de traducao tecnica para negocio.</w:t>
+        <w:t>Ritual semanal fixo de 30 min (feito, próximo, riscos, pedidos) com doc enviado antes, semáforo de risco com plano e dono obrigatórios, matriz de stakeholders por canal e tabela de tradução técnica para negócio.</w:t>
       </w:r>
     </w:p>
     <w:p>
@@ -171,7 +171,7 @@
         <w:pStyle w:val="ListBullet"/>
       </w:pPr>
       <w:r>
-        <w:t>STANDARD-COMUNICACAO-STAKEHOLDERS.md: matriz, ritual, semaforo, traducao, anti-padroes</w:t>
+        <w:t>STANDARD-COMUNICACAO-STAKEHOLDERS.md: matriz, ritual, semáforo, tradução, anti-padroes</w:t>
       </w:r>
     </w:p>
     <w:p>
@@ -179,7 +179,7 @@
         <w:pStyle w:val="ListBullet"/>
       </w:pPr>
       <w:r>
-        <w:t>pauta-status-semanal.md: pauta fixa de 30 min com bloco de decisoes</w:t>
+        <w:t>pauta-status-semanal.md: pauta fixa de 30 min com bloco de decisões</w:t>
       </w:r>
     </w:p>
     <w:p>
@@ -203,7 +203,7 @@
     </w:p>
     <w:p>
       <w:r>
-        <w:t>Toda segunda 9h: doc preenchido antes, 5 min de feito em linguagem de negocio, 5 de proximo compromisso, 10 de riscos com semaforo e 10 de pedidos com prazo. Reuniao decide; informe ja foi lido. Atraso se avisa com 48h, com plano.</w:t>
+        <w:t>Toda segunda 9h: doc preenchido antes, 5 min de feito em linguagem de negócio, 5 de próximo compromisso, 10 de riscos com semáforo e 10 de pedidos com prazo. Reunião decide; informe já foi lido. Atraso se avisa com 48h, com plano.</w:t>
       </w:r>
     </w:p>
     <w:p>
@@ -244,7 +244,7 @@
           </w:tcPr>
           <w:p>
             <w:r>
-              <w:t>Conteudo</w:t>
+              <w:t>Conteúdo</w:t>
             </w:r>
           </w:p>
         </w:tc>
@@ -266,7 +266,7 @@
           </w:tcPr>
           <w:p>
             <w:r>
-              <w:t>Matriz, ritual, semaforo, traducao e anti-padroes</w:t>
+              <w:t>Matriz, ritual, semáforo, tradução e anti-padroes</w:t>
             </w:r>
           </w:p>
         </w:tc>
@@ -390,7 +390,7 @@
         <w:rPr>
           <w:color w:val="8B1E1E"/>
         </w:rPr>
-        <w:t>6. Metricas de sucesso</w:t>
+        <w:t>6. Métricas de sucesso</w:t>
       </w:r>
     </w:p>
     <w:tbl>
@@ -411,7 +411,7 @@
           </w:tcPr>
           <w:p>
             <w:r>
-              <w:t>Metrica</w:t>
+              <w:t>Métrica</w:t>
             </w:r>
           </w:p>
         </w:tc>
@@ -475,7 +475,7 @@
           </w:tcPr>
           <w:p>
             <w:r>
-              <w:t>Atrasos avisados com 48h de antecedencia</w:t>
+              <w:t>Atrasos avisados com 48h de antecedência</w:t>
             </w:r>
           </w:p>
         </w:tc>
